--- a/Tailored_CVs/Shinoy_Haskoning_Geotechnical_Software_Engineer.docx
+++ b/Tailored_CVs/Shinoy_Haskoning_Geotechnical_Software_Engineer.docx
@@ -70,7 +70,7 @@
           <w:b w:val="0"/>
           <w:sz w:val="19"/>
         </w:rPr>
-        <w:t>I am a software engineer with over 8 years of experience building automation frameworks, Python scripts, and CI/CD pipelines. My background includes writing test packages, handling backend data validation, and integrating AI tools like Gemini Code Assist to streamline development workflows. I am currently based in the Netherlands with a valid EU residence permit and am ready to start immediately.</w:t>
+        <w:t>I am a software engineer with over 8 years of experience building scalable test automation frameworks and backend integrations using Python, Java, and cloud technologies. I enjoy collaborating with multidisciplinary teams to translate technical requirements into reliable software solutions and CI/CD pipelines. My background includes writing clean test scripts and utilizing tools like Gemini Code Assist to streamline development workflows. I hold a valid EU residence permit and am ready to contribute to your engineering team.</w:t>
       </w:r>
     </w:p>
     <w:p>
@@ -288,7 +288,7 @@
           <w:b w:val="0"/>
           <w:sz w:val="18"/>
         </w:rPr>
-        <w:t>▸ Built and maintained testing and automation frameworks using Python and Java to support software deployment workflows.</w:t>
+        <w:t>▸ Developed and maintained Python and Java automation frameworks, ensuring reliable script versioning, dependency management, and structured testing for software workflows.</w:t>
       </w:r>
     </w:p>
     <w:p>
@@ -301,7 +301,7 @@
           <w:b w:val="0"/>
           <w:sz w:val="18"/>
         </w:rPr>
-        <w:t>▸ Managed CI/CD pipelines and infrastructure provisioning using Docker, Terraform, and AWS to ensure reliable test environments.</w:t>
+        <w:t>▸ Built and maintained CI/CD pipelines using Jenkins and Docker, ensuring reproducible environments and stable software delivery.</w:t>
       </w:r>
     </w:p>
     <w:p>
@@ -314,7 +314,7 @@
           <w:b w:val="0"/>
           <w:sz w:val="18"/>
         </w:rPr>
-        <w:t>▸ Connected backend systems and validated data integrity using complex SQL queries and API integration testing.</w:t>
+        <w:t>▸ Designed and implemented API integrations and backend database validations using Oracle SQL to maintain data integrity across systems.</w:t>
       </w:r>
     </w:p>
     <w:p>
@@ -327,7 +327,7 @@
           <w:b w:val="0"/>
           <w:sz w:val="18"/>
         </w:rPr>
-        <w:t>▸ Streamlined script generation and deployment tasks by using AI tools like Gemini Code Assist.</w:t>
+        <w:t>▸ Streamlined script generation and deployment tasks by utilizing AI tools such as Gemini Code Assist to improve overall engineering efficiency.</w:t>
       </w:r>
     </w:p>
     <w:p>

--- a/Tailored_CVs/Shinoy_Haskoning_Geotechnical_Software_Engineer.docx
+++ b/Tailored_CVs/Shinoy_Haskoning_Geotechnical_Software_Engineer.docx
@@ -70,7 +70,7 @@
           <w:b w:val="0"/>
           <w:sz w:val="19"/>
         </w:rPr>
-        <w:t>I am a software engineer with over 8 years of experience building scalable test automation frameworks and backend integrations using Python, Java, and cloud technologies. I enjoy collaborating with multidisciplinary teams to translate technical requirements into reliable software solutions and CI/CD pipelines. My background includes writing clean test scripts and utilizing tools like Gemini Code Assist to streamline development workflows. I hold a valid EU residence permit and am ready to contribute to your engineering team.</w:t>
+        <w:t>I am a software engineer with over 8 years of experience building automation frameworks, CI/CD pipelines, and Python test scripts. I have practical experience connecting backend workflows, managing dependencies, and utilizing tools like Gemini Code Assist to streamline deployment tasks. I hold a valid EU residence permit and am ready to contribute to engineering solutions at Haskoning.</w:t>
       </w:r>
     </w:p>
     <w:p>
@@ -288,7 +288,7 @@
           <w:b w:val="0"/>
           <w:sz w:val="18"/>
         </w:rPr>
-        <w:t>▸ Developed and maintained Python and Java automation frameworks, ensuring reliable script versioning, dependency management, and structured testing for software workflows.</w:t>
+        <w:t>▸ Built and maintained scalable automation frameworks and Pythonbased scripts to support backend data workflows.</w:t>
       </w:r>
     </w:p>
     <w:p>
@@ -301,7 +301,7 @@
           <w:b w:val="0"/>
           <w:sz w:val="18"/>
         </w:rPr>
-        <w:t>▸ Built and maintained CI/CD pipelines using Jenkins and Docker, ensuring reproducible environments and stable software delivery.</w:t>
+        <w:t>▸ Provisioned and managed CI/CD pipelines and deployment scripts using Docker, Terraform, and AWS environments.</w:t>
       </w:r>
     </w:p>
     <w:p>
@@ -314,7 +314,7 @@
           <w:b w:val="0"/>
           <w:sz w:val="18"/>
         </w:rPr>
-        <w:t>▸ Designed and implemented API integrations and backend database validations using Oracle SQL to maintain data integrity across systems.</w:t>
+        <w:t>▸ Integrated software systems and validated backend datasets using structured queries to ensure high data integrity.</w:t>
       </w:r>
     </w:p>
     <w:p>
@@ -327,7 +327,7 @@
           <w:b w:val="0"/>
           <w:sz w:val="18"/>
         </w:rPr>
-        <w:t>▸ Streamlined script generation and deployment tasks by utilizing AI tools such as Gemini Code Assist to improve overall engineering efficiency.</w:t>
+        <w:t>▸ Streamlined test generation and deployment scripts utilizing AI tools like Gemini Code Assist to improve delivery speed.</w:t>
       </w:r>
     </w:p>
     <w:p>
